--- a/data/outputs/v2/Biology/SS3.1_Animal_Nutrition/Biology_Animal_Nutrition_FinalExplanation_TeacherKey.docx
+++ b/data/outputs/v2/Biology/SS3.1_Animal_Nutrition/Biology_Animal_Nutrition_FinalExplanation_TeacherKey.docx
@@ -2728,7 +2728,7 @@
         </w:rPr>
         <w:t xml:space="preserve">© 2026 SeaVuria and ARES. This work is licensed under a </w:t>
       </w:r>
-      <w:hyperlink w:history="1" r:id="rIdiod99aqy3m4qml_qibnxx">
+      <w:hyperlink w:history="1" r:id="rIdpkxvr8l_h25sammh1st4s">
         <w:r>
           <w:rPr>
             <w:rFonts w:ascii="Arial" w:cs="Arial" w:eastAsia="Arial" w:hAnsi="Arial"/>
@@ -2748,7 +2748,7 @@
         </w:rPr>
         <w:t xml:space="preserve"> (</w:t>
       </w:r>
-      <w:hyperlink w:history="1" r:id="rIdzy4hivw5hdhwclsrbv857">
+      <w:hyperlink w:history="1" r:id="rIdiq-ntiglkrinknokpqt68">
         <w:r>
           <w:rPr>
             <w:rFonts w:ascii="Arial" w:cs="Arial" w:eastAsia="Arial" w:hAnsi="Arial"/>
@@ -2768,7 +2768,7 @@
         </w:rPr>
         <w:t xml:space="preserve">). To view a copy of this license, visit </w:t>
       </w:r>
-      <w:hyperlink w:history="1" r:id="rIdqd0pakhkaehfyq6mogelv">
+      <w:hyperlink w:history="1" r:id="rIdecvhtdhvlwvi7ew3jqtej">
         <w:r>
           <w:rPr>
             <w:rFonts w:ascii="Arial" w:cs="Arial" w:eastAsia="Arial" w:hAnsi="Arial"/>

--- a/data/outputs/v2/Biology/SS3.1_Animal_Nutrition/Biology_Animal_Nutrition_FinalExplanation_TeacherKey.docx
+++ b/data/outputs/v2/Biology/SS3.1_Animal_Nutrition/Biology_Animal_Nutrition_FinalExplanation_TeacherKey.docx
@@ -2728,7 +2728,7 @@
         </w:rPr>
         <w:t xml:space="preserve">© 2026 SeaVuria and ARES. This work is licensed under a </w:t>
       </w:r>
-      <w:hyperlink w:history="1" r:id="rIdpkxvr8l_h25sammh1st4s">
+      <w:hyperlink w:history="1" r:id="rIdpw9qlylfcxvv5e051jh-z">
         <w:r>
           <w:rPr>
             <w:rFonts w:ascii="Arial" w:cs="Arial" w:eastAsia="Arial" w:hAnsi="Arial"/>
@@ -2748,7 +2748,7 @@
         </w:rPr>
         <w:t xml:space="preserve"> (</w:t>
       </w:r>
-      <w:hyperlink w:history="1" r:id="rIdiq-ntiglkrinknokpqt68">
+      <w:hyperlink w:history="1" r:id="rIduc6wezb43jjvrv-bxwupm">
         <w:r>
           <w:rPr>
             <w:rFonts w:ascii="Arial" w:cs="Arial" w:eastAsia="Arial" w:hAnsi="Arial"/>
@@ -2768,7 +2768,7 @@
         </w:rPr>
         <w:t xml:space="preserve">). To view a copy of this license, visit </w:t>
       </w:r>
-      <w:hyperlink w:history="1" r:id="rIdecvhtdhvlwvi7ew3jqtej">
+      <w:hyperlink w:history="1" r:id="rIdhmaamgulzwfzt-ze4ks4s">
         <w:r>
           <w:rPr>
             <w:rFonts w:ascii="Arial" w:cs="Arial" w:eastAsia="Arial" w:hAnsi="Arial"/>

--- a/data/outputs/v2/Biology/SS3.1_Animal_Nutrition/Biology_Animal_Nutrition_FinalExplanation_TeacherKey.docx
+++ b/data/outputs/v2/Biology/SS3.1_Animal_Nutrition/Biology_Animal_Nutrition_FinalExplanation_TeacherKey.docx
@@ -2728,7 +2728,7 @@
         </w:rPr>
         <w:t xml:space="preserve">© 2026 SeaVuria and ARES. This work is licensed under a </w:t>
       </w:r>
-      <w:hyperlink w:history="1" r:id="rIdpw9qlylfcxvv5e051jh-z">
+      <w:hyperlink w:history="1" r:id="rIdageahxxgkc3o4a4ir-spm">
         <w:r>
           <w:rPr>
             <w:rFonts w:ascii="Arial" w:cs="Arial" w:eastAsia="Arial" w:hAnsi="Arial"/>
@@ -2748,7 +2748,7 @@
         </w:rPr>
         <w:t xml:space="preserve"> (</w:t>
       </w:r>
-      <w:hyperlink w:history="1" r:id="rIduc6wezb43jjvrv-bxwupm">
+      <w:hyperlink w:history="1" r:id="rIdhdfj14z8904nsxxn130qf">
         <w:r>
           <w:rPr>
             <w:rFonts w:ascii="Arial" w:cs="Arial" w:eastAsia="Arial" w:hAnsi="Arial"/>
@@ -2768,7 +2768,7 @@
         </w:rPr>
         <w:t xml:space="preserve">). To view a copy of this license, visit </w:t>
       </w:r>
-      <w:hyperlink w:history="1" r:id="rIdhmaamgulzwfzt-ze4ks4s">
+      <w:hyperlink w:history="1" r:id="rIdank26ajknmroowssynhs3">
         <w:r>
           <w:rPr>
             <w:rFonts w:ascii="Arial" w:cs="Arial" w:eastAsia="Arial" w:hAnsi="Arial"/>

--- a/data/outputs/v2/Biology/SS3.1_Animal_Nutrition/Biology_Animal_Nutrition_FinalExplanation_TeacherKey.docx
+++ b/data/outputs/v2/Biology/SS3.1_Animal_Nutrition/Biology_Animal_Nutrition_FinalExplanation_TeacherKey.docx
@@ -2728,7 +2728,7 @@
         </w:rPr>
         <w:t xml:space="preserve">© 2026 SeaVuria and ARES. This work is licensed under a </w:t>
       </w:r>
-      <w:hyperlink w:history="1" r:id="rIdageahxxgkc3o4a4ir-spm">
+      <w:hyperlink w:history="1" r:id="rId_yovtxwxov0zliehbfz8v">
         <w:r>
           <w:rPr>
             <w:rFonts w:ascii="Arial" w:cs="Arial" w:eastAsia="Arial" w:hAnsi="Arial"/>
@@ -2748,7 +2748,7 @@
         </w:rPr>
         <w:t xml:space="preserve"> (</w:t>
       </w:r>
-      <w:hyperlink w:history="1" r:id="rIdhdfj14z8904nsxxn130qf">
+      <w:hyperlink w:history="1" r:id="rIdngki1pe5owzgetuiuw0bz">
         <w:r>
           <w:rPr>
             <w:rFonts w:ascii="Arial" w:cs="Arial" w:eastAsia="Arial" w:hAnsi="Arial"/>
@@ -2768,7 +2768,7 @@
         </w:rPr>
         <w:t xml:space="preserve">). To view a copy of this license, visit </w:t>
       </w:r>
-      <w:hyperlink w:history="1" r:id="rIdank26ajknmroowssynhs3">
+      <w:hyperlink w:history="1" r:id="rIdgjgayhapsdn4t38zbgrve">
         <w:r>
           <w:rPr>
             <w:rFonts w:ascii="Arial" w:cs="Arial" w:eastAsia="Arial" w:hAnsi="Arial"/>

--- a/data/outputs/v2/Biology/SS3.1_Animal_Nutrition/Biology_Animal_Nutrition_FinalExplanation_TeacherKey.docx
+++ b/data/outputs/v2/Biology/SS3.1_Animal_Nutrition/Biology_Animal_Nutrition_FinalExplanation_TeacherKey.docx
@@ -4,6 +4,7 @@
   <w:body>
     <w:p>
       <w:pPr>
+        <w:keepNext w:val="false"/>
         <w:spacing w:after="30" w:before="0"/>
         <w:jc w:val="center"/>
       </w:pPr>
@@ -23,6 +24,7 @@
     </w:p>
     <w:p>
       <w:pPr>
+        <w:keepNext w:val="false"/>
         <w:spacing w:after="60" w:before="0"/>
         <w:jc w:val="center"/>
       </w:pPr>
@@ -81,6 +83,7 @@
           </w:tcPr>
           <w:p>
             <w:pPr>
+              <w:keepNext w:val="false"/>
               <w:spacing w:after="40" w:before="0"/>
               <w:jc w:val="center"/>
             </w:pPr>
@@ -116,6 +119,7 @@
           </w:tcPr>
           <w:p>
             <w:pPr>
+              <w:keepNext w:val="false"/>
               <w:spacing w:after="40" w:before="0"/>
               <w:jc w:val="center"/>
             </w:pPr>
@@ -176,6 +180,7 @@
           </w:tcPr>
           <w:p>
             <w:pPr>
+              <w:keepNext w:val="false"/>
               <w:spacing w:after="40" w:before="0"/>
               <w:jc w:val="center"/>
             </w:pPr>
@@ -210,6 +215,7 @@
           </w:tcPr>
           <w:p>
             <w:pPr>
+              <w:keepNext w:val="false"/>
               <w:spacing w:after="40" w:before="0"/>
               <w:jc w:val="left"/>
             </w:pPr>
@@ -271,6 +277,7 @@
           </w:tcPr>
           <w:p>
             <w:pPr>
+              <w:keepNext/>
               <w:spacing w:after="40" w:before="0"/>
               <w:jc w:val="center"/>
             </w:pPr>
@@ -305,6 +312,7 @@
           </w:tcPr>
           <w:p>
             <w:pPr>
+              <w:keepNext w:val="false"/>
               <w:spacing w:after="40" w:before="0"/>
               <w:jc w:val="left"/>
             </w:pPr>
@@ -337,6 +345,7 @@
           </w:tcPr>
           <w:p>
             <w:pPr>
+              <w:keepNext w:val="false"/>
               <w:spacing w:after="40" w:before="0"/>
               <w:jc w:val="left"/>
             </w:pPr>
@@ -356,6 +365,7 @@
           </w:p>
           <w:p>
             <w:pPr>
+              <w:keepNext w:val="false"/>
               <w:spacing w:after="40" w:before="0"/>
               <w:jc w:val="left"/>
             </w:pPr>
@@ -375,6 +385,7 @@
           </w:p>
           <w:p>
             <w:pPr>
+              <w:keepNext w:val="false"/>
               <w:spacing w:after="40" w:before="0"/>
               <w:jc w:val="left"/>
             </w:pPr>
@@ -394,6 +405,7 @@
           </w:p>
           <w:p>
             <w:pPr>
+              <w:keepNext w:val="false"/>
               <w:spacing w:after="40" w:before="0"/>
               <w:jc w:val="left"/>
             </w:pPr>
@@ -413,6 +425,7 @@
           </w:p>
           <w:p>
             <w:pPr>
+              <w:keepNext w:val="false"/>
               <w:spacing w:after="40" w:before="0"/>
               <w:jc w:val="left"/>
             </w:pPr>
@@ -432,6 +445,7 @@
           </w:p>
           <w:p>
             <w:pPr>
+              <w:keepNext w:val="false"/>
               <w:spacing w:after="40" w:before="0"/>
               <w:jc w:val="left"/>
             </w:pPr>
@@ -451,6 +465,7 @@
           </w:p>
           <w:p>
             <w:pPr>
+              <w:keepNext w:val="false"/>
               <w:spacing w:after="40" w:before="0"/>
               <w:jc w:val="left"/>
             </w:pPr>
@@ -512,6 +527,7 @@
           </w:tcPr>
           <w:p>
             <w:pPr>
+              <w:keepNext/>
               <w:spacing w:after="40" w:before="0"/>
               <w:jc w:val="center"/>
             </w:pPr>
@@ -546,6 +562,7 @@
           </w:tcPr>
           <w:p>
             <w:pPr>
+              <w:keepNext w:val="false"/>
               <w:spacing w:after="40" w:before="0"/>
               <w:jc w:val="left"/>
             </w:pPr>
@@ -578,6 +595,7 @@
           </w:tcPr>
           <w:p>
             <w:pPr>
+              <w:keepNext w:val="false"/>
               <w:spacing w:after="40" w:before="0"/>
               <w:jc w:val="left"/>
             </w:pPr>
@@ -597,6 +615,7 @@
           </w:p>
           <w:p>
             <w:pPr>
+              <w:keepNext w:val="false"/>
               <w:spacing w:after="40" w:before="0"/>
               <w:jc w:val="left"/>
             </w:pPr>
@@ -616,6 +635,7 @@
           </w:p>
           <w:p>
             <w:pPr>
+              <w:keepNext w:val="false"/>
               <w:spacing w:after="40" w:before="0"/>
               <w:jc w:val="left"/>
             </w:pPr>
@@ -635,6 +655,7 @@
           </w:p>
           <w:p>
             <w:pPr>
+              <w:keepNext w:val="false"/>
               <w:spacing w:after="40" w:before="0"/>
               <w:jc w:val="left"/>
             </w:pPr>
@@ -654,6 +675,7 @@
           </w:p>
           <w:p>
             <w:pPr>
+              <w:keepNext w:val="false"/>
               <w:spacing w:after="40" w:before="0"/>
               <w:jc w:val="left"/>
             </w:pPr>
@@ -673,6 +695,7 @@
           </w:p>
           <w:p>
             <w:pPr>
+              <w:keepNext w:val="false"/>
               <w:spacing w:after="40" w:before="0"/>
               <w:jc w:val="left"/>
             </w:pPr>
@@ -692,6 +715,7 @@
           </w:p>
           <w:p>
             <w:pPr>
+              <w:keepNext w:val="false"/>
               <w:spacing w:after="40" w:before="0"/>
               <w:jc w:val="left"/>
             </w:pPr>
@@ -753,6 +777,7 @@
           </w:tcPr>
           <w:p>
             <w:pPr>
+              <w:keepNext/>
               <w:spacing w:after="40" w:before="0"/>
               <w:jc w:val="center"/>
             </w:pPr>
@@ -787,6 +812,7 @@
           </w:tcPr>
           <w:p>
             <w:pPr>
+              <w:keepNext w:val="false"/>
               <w:spacing w:after="40" w:before="0"/>
               <w:jc w:val="left"/>
             </w:pPr>
@@ -806,6 +832,7 @@
           </w:p>
           <w:p>
             <w:pPr>
+              <w:keepNext w:val="false"/>
               <w:spacing w:after="40" w:before="0"/>
               <w:jc w:val="left"/>
             </w:pPr>
@@ -856,6 +883,7 @@
                 </w:tcPr>
                 <w:p>
                   <w:pPr>
+                    <w:keepNext w:val="false"/>
                     <w:spacing w:after="40" w:before="0"/>
                     <w:jc w:val="left"/>
                   </w:pPr>
@@ -888,6 +916,7 @@
                 </w:tcPr>
                 <w:p>
                   <w:pPr>
+                    <w:keepNext w:val="false"/>
                     <w:spacing w:after="40" w:before="0"/>
                     <w:jc w:val="left"/>
                   </w:pPr>
@@ -920,6 +949,7 @@
                 </w:tcPr>
                 <w:p>
                   <w:pPr>
+                    <w:keepNext w:val="false"/>
                     <w:spacing w:after="40" w:before="0"/>
                     <w:jc w:val="left"/>
                   </w:pPr>
@@ -954,6 +984,7 @@
                 </w:tcPr>
                 <w:p>
                   <w:pPr>
+                    <w:keepNext w:val="false"/>
                     <w:spacing w:after="40" w:before="0"/>
                     <w:jc w:val="left"/>
                   </w:pPr>
@@ -986,6 +1017,7 @@
                 </w:tcPr>
                 <w:p>
                   <w:pPr>
+                    <w:keepNext w:val="false"/>
                     <w:spacing w:after="40" w:before="0"/>
                     <w:jc w:val="left"/>
                   </w:pPr>
@@ -1018,6 +1050,7 @@
                 </w:tcPr>
                 <w:p>
                   <w:pPr>
+                    <w:keepNext w:val="false"/>
                     <w:spacing w:after="40" w:before="0"/>
                     <w:jc w:val="left"/>
                   </w:pPr>
@@ -1052,6 +1085,7 @@
                 </w:tcPr>
                 <w:p>
                   <w:pPr>
+                    <w:keepNext w:val="false"/>
                     <w:spacing w:after="40" w:before="0"/>
                     <w:jc w:val="left"/>
                   </w:pPr>
@@ -1084,6 +1118,7 @@
                 </w:tcPr>
                 <w:p>
                   <w:pPr>
+                    <w:keepNext w:val="false"/>
                     <w:spacing w:after="40" w:before="0"/>
                     <w:jc w:val="left"/>
                   </w:pPr>
@@ -1116,6 +1151,7 @@
                 </w:tcPr>
                 <w:p>
                   <w:pPr>
+                    <w:keepNext w:val="false"/>
                     <w:spacing w:after="40" w:before="0"/>
                     <w:jc w:val="left"/>
                   </w:pPr>
@@ -1138,6 +1174,7 @@
           </w:tbl>
           <w:p>
             <w:pPr>
+              <w:keepNext w:val="false"/>
               <w:spacing w:after="60" w:before="0"/>
               <w:jc w:val="left"/>
             </w:pPr>
@@ -1157,6 +1194,7 @@
           </w:p>
           <w:p>
             <w:pPr>
+              <w:keepNext w:val="false"/>
               <w:spacing w:after="40" w:before="0"/>
               <w:jc w:val="left"/>
             </w:pPr>
@@ -1176,6 +1214,7 @@
           </w:p>
           <w:p>
             <w:pPr>
+              <w:keepNext w:val="false"/>
               <w:spacing w:after="40" w:before="0"/>
               <w:jc w:val="left"/>
             </w:pPr>
@@ -1195,6 +1234,7 @@
           </w:p>
           <w:p>
             <w:pPr>
+              <w:keepNext w:val="false"/>
               <w:spacing w:after="60" w:before="0"/>
               <w:jc w:val="left"/>
             </w:pPr>
@@ -1227,6 +1267,7 @@
           </w:tcPr>
           <w:p>
             <w:pPr>
+              <w:keepNext w:val="false"/>
               <w:spacing w:after="40" w:before="0"/>
               <w:jc w:val="left"/>
             </w:pPr>
@@ -1246,6 +1287,7 @@
           </w:p>
           <w:p>
             <w:pPr>
+              <w:keepNext w:val="false"/>
               <w:spacing w:after="40" w:before="0"/>
               <w:jc w:val="left"/>
             </w:pPr>
@@ -1265,6 +1307,7 @@
           </w:p>
           <w:p>
             <w:pPr>
+              <w:keepNext w:val="false"/>
               <w:spacing w:after="40" w:before="0"/>
               <w:jc w:val="left"/>
             </w:pPr>
@@ -1284,6 +1327,7 @@
           </w:p>
           <w:p>
             <w:pPr>
+              <w:keepNext w:val="false"/>
               <w:spacing w:after="40" w:before="0"/>
               <w:jc w:val="left"/>
             </w:pPr>
@@ -1303,6 +1347,7 @@
           </w:p>
           <w:p>
             <w:pPr>
+              <w:keepNext w:val="false"/>
               <w:spacing w:after="40" w:before="0"/>
               <w:jc w:val="left"/>
             </w:pPr>
@@ -1364,6 +1409,7 @@
           </w:tcPr>
           <w:p>
             <w:pPr>
+              <w:keepNext/>
               <w:spacing w:after="40" w:before="0"/>
               <w:jc w:val="center"/>
             </w:pPr>
@@ -1398,6 +1444,7 @@
           </w:tcPr>
           <w:p>
             <w:pPr>
+              <w:keepNext w:val="false"/>
               <w:spacing w:after="40" w:before="0"/>
               <w:jc w:val="left"/>
             </w:pPr>
@@ -1430,6 +1477,7 @@
           </w:tcPr>
           <w:p>
             <w:pPr>
+              <w:keepNext w:val="false"/>
               <w:spacing w:after="40" w:before="0"/>
               <w:jc w:val="left"/>
             </w:pPr>
@@ -1449,6 +1497,7 @@
           </w:p>
           <w:p>
             <w:pPr>
+              <w:keepNext w:val="false"/>
               <w:spacing w:after="40" w:before="0"/>
               <w:jc w:val="left"/>
             </w:pPr>
@@ -1468,6 +1517,7 @@
           </w:p>
           <w:p>
             <w:pPr>
+              <w:keepNext w:val="false"/>
               <w:spacing w:after="40" w:before="0"/>
               <w:jc w:val="left"/>
             </w:pPr>
@@ -1487,6 +1537,7 @@
           </w:p>
           <w:p>
             <w:pPr>
+              <w:keepNext w:val="false"/>
               <w:spacing w:after="40" w:before="0"/>
               <w:jc w:val="left"/>
             </w:pPr>
@@ -1506,6 +1557,7 @@
           </w:p>
           <w:p>
             <w:pPr>
+              <w:keepNext w:val="false"/>
               <w:spacing w:after="40" w:before="0"/>
               <w:jc w:val="left"/>
             </w:pPr>
@@ -1567,6 +1619,7 @@
           </w:tcPr>
           <w:p>
             <w:pPr>
+              <w:keepNext/>
               <w:spacing w:after="40" w:before="0"/>
               <w:jc w:val="center"/>
             </w:pPr>
@@ -1601,6 +1654,7 @@
           </w:tcPr>
           <w:p>
             <w:pPr>
+              <w:keepNext w:val="false"/>
               <w:spacing w:after="40" w:before="0"/>
               <w:jc w:val="left"/>
             </w:pPr>
@@ -1633,6 +1687,7 @@
           </w:tcPr>
           <w:p>
             <w:pPr>
+              <w:keepNext w:val="false"/>
               <w:spacing w:after="40" w:before="0"/>
               <w:jc w:val="left"/>
             </w:pPr>
@@ -1652,6 +1707,7 @@
           </w:p>
           <w:p>
             <w:pPr>
+              <w:keepNext w:val="false"/>
               <w:spacing w:after="40" w:before="0"/>
               <w:jc w:val="left"/>
             </w:pPr>
@@ -1671,6 +1727,7 @@
           </w:p>
           <w:p>
             <w:pPr>
+              <w:keepNext w:val="false"/>
               <w:spacing w:after="40" w:before="0"/>
               <w:jc w:val="left"/>
             </w:pPr>
@@ -1690,6 +1747,7 @@
           </w:p>
           <w:p>
             <w:pPr>
+              <w:keepNext w:val="false"/>
               <w:spacing w:after="40" w:before="0"/>
               <w:jc w:val="left"/>
             </w:pPr>
@@ -1709,6 +1767,7 @@
           </w:p>
           <w:p>
             <w:pPr>
+              <w:keepNext w:val="false"/>
               <w:spacing w:after="40" w:before="0"/>
               <w:jc w:val="left"/>
             </w:pPr>
@@ -1728,6 +1787,7 @@
           </w:p>
           <w:p>
             <w:pPr>
+              <w:keepNext w:val="false"/>
               <w:spacing w:after="40" w:before="0"/>
               <w:jc w:val="left"/>
             </w:pPr>
@@ -1747,6 +1807,7 @@
           </w:p>
           <w:p>
             <w:pPr>
+              <w:keepNext w:val="false"/>
               <w:spacing w:after="40" w:before="0"/>
               <w:jc w:val="left"/>
             </w:pPr>
@@ -1810,6 +1871,7 @@
           </w:tcPr>
           <w:p>
             <w:pPr>
+              <w:keepNext w:val="false"/>
               <w:spacing w:after="40" w:before="0"/>
               <w:jc w:val="center"/>
             </w:pPr>
@@ -1844,6 +1906,7 @@
           </w:tcPr>
           <w:p>
             <w:pPr>
+              <w:keepNext w:val="false"/>
               <w:spacing w:after="40" w:before="0"/>
               <w:jc w:val="left"/>
             </w:pPr>
@@ -1876,6 +1939,7 @@
           </w:tcPr>
           <w:p>
             <w:pPr>
+              <w:keepNext w:val="false"/>
               <w:spacing w:after="40" w:before="0"/>
               <w:jc w:val="left"/>
             </w:pPr>
@@ -1908,6 +1972,7 @@
           </w:tcPr>
           <w:p>
             <w:pPr>
+              <w:keepNext w:val="false"/>
               <w:spacing w:after="40" w:before="0"/>
               <w:jc w:val="left"/>
             </w:pPr>
@@ -1940,6 +2005,7 @@
           </w:tcPr>
           <w:p>
             <w:pPr>
+              <w:keepNext w:val="false"/>
               <w:spacing w:after="40" w:before="0"/>
               <w:jc w:val="left"/>
             </w:pPr>
@@ -1974,6 +2040,7 @@
           </w:tcPr>
           <w:p>
             <w:pPr>
+              <w:keepNext w:val="false"/>
               <w:spacing w:after="40" w:before="0"/>
               <w:jc w:val="left"/>
             </w:pPr>
@@ -2006,6 +2073,7 @@
           </w:tcPr>
           <w:p>
             <w:pPr>
+              <w:keepNext w:val="false"/>
               <w:spacing w:after="40" w:before="0"/>
               <w:jc w:val="left"/>
             </w:pPr>
@@ -2038,6 +2106,7 @@
           </w:tcPr>
           <w:p>
             <w:pPr>
+              <w:keepNext w:val="false"/>
               <w:spacing w:after="40" w:before="0"/>
               <w:jc w:val="left"/>
             </w:pPr>
@@ -2070,6 +2139,7 @@
           </w:tcPr>
           <w:p>
             <w:pPr>
+              <w:keepNext w:val="false"/>
               <w:spacing w:after="40" w:before="0"/>
               <w:jc w:val="left"/>
             </w:pPr>
@@ -2104,6 +2174,7 @@
           </w:tcPr>
           <w:p>
             <w:pPr>
+              <w:keepNext w:val="false"/>
               <w:spacing w:after="40" w:before="0"/>
               <w:jc w:val="left"/>
             </w:pPr>
@@ -2136,6 +2207,7 @@
           </w:tcPr>
           <w:p>
             <w:pPr>
+              <w:keepNext w:val="false"/>
               <w:spacing w:after="40" w:before="0"/>
               <w:jc w:val="left"/>
             </w:pPr>
@@ -2168,6 +2240,7 @@
           </w:tcPr>
           <w:p>
             <w:pPr>
+              <w:keepNext w:val="false"/>
               <w:spacing w:after="40" w:before="0"/>
               <w:jc w:val="left"/>
             </w:pPr>
@@ -2200,6 +2273,7 @@
           </w:tcPr>
           <w:p>
             <w:pPr>
+              <w:keepNext w:val="false"/>
               <w:spacing w:after="40" w:before="0"/>
               <w:jc w:val="left"/>
             </w:pPr>
@@ -2234,6 +2308,7 @@
           </w:tcPr>
           <w:p>
             <w:pPr>
+              <w:keepNext w:val="false"/>
               <w:spacing w:after="40" w:before="0"/>
               <w:jc w:val="left"/>
             </w:pPr>
@@ -2266,6 +2341,7 @@
           </w:tcPr>
           <w:p>
             <w:pPr>
+              <w:keepNext w:val="false"/>
               <w:spacing w:after="40" w:before="0"/>
               <w:jc w:val="left"/>
             </w:pPr>
@@ -2298,6 +2374,7 @@
           </w:tcPr>
           <w:p>
             <w:pPr>
+              <w:keepNext w:val="false"/>
               <w:spacing w:after="40" w:before="0"/>
               <w:jc w:val="left"/>
             </w:pPr>
@@ -2330,6 +2407,7 @@
           </w:tcPr>
           <w:p>
             <w:pPr>
+              <w:keepNext w:val="false"/>
               <w:spacing w:after="40" w:before="0"/>
               <w:jc w:val="left"/>
             </w:pPr>
@@ -2364,6 +2442,7 @@
           </w:tcPr>
           <w:p>
             <w:pPr>
+              <w:keepNext w:val="false"/>
               <w:spacing w:after="40" w:before="0"/>
               <w:jc w:val="left"/>
             </w:pPr>
@@ -2396,6 +2475,7 @@
           </w:tcPr>
           <w:p>
             <w:pPr>
+              <w:keepNext w:val="false"/>
               <w:spacing w:after="40" w:before="0"/>
               <w:jc w:val="left"/>
             </w:pPr>
@@ -2428,6 +2508,7 @@
           </w:tcPr>
           <w:p>
             <w:pPr>
+              <w:keepNext w:val="false"/>
               <w:spacing w:after="40" w:before="0"/>
               <w:jc w:val="left"/>
             </w:pPr>
@@ -2460,6 +2541,7 @@
           </w:tcPr>
           <w:p>
             <w:pPr>
+              <w:keepNext w:val="false"/>
               <w:spacing w:after="40" w:before="0"/>
               <w:jc w:val="left"/>
             </w:pPr>
@@ -2494,6 +2576,7 @@
           </w:tcPr>
           <w:p>
             <w:pPr>
+              <w:keepNext w:val="false"/>
               <w:spacing w:after="40" w:before="0"/>
               <w:jc w:val="left"/>
             </w:pPr>
@@ -2526,6 +2609,7 @@
           </w:tcPr>
           <w:p>
             <w:pPr>
+              <w:keepNext w:val="false"/>
               <w:spacing w:after="40" w:before="0"/>
               <w:jc w:val="left"/>
             </w:pPr>
@@ -2558,6 +2642,7 @@
           </w:tcPr>
           <w:p>
             <w:pPr>
+              <w:keepNext w:val="false"/>
               <w:spacing w:after="40" w:before="0"/>
               <w:jc w:val="left"/>
             </w:pPr>
@@ -2590,6 +2675,7 @@
           </w:tcPr>
           <w:p>
             <w:pPr>
+              <w:keepNext w:val="false"/>
               <w:spacing w:after="40" w:before="0"/>
               <w:jc w:val="left"/>
             </w:pPr>
@@ -2728,7 +2814,7 @@
         </w:rPr>
         <w:t xml:space="preserve">© 2026 SeaVuria and ARES. This work is licensed under a </w:t>
       </w:r>
-      <w:hyperlink w:history="1" r:id="rId_yovtxwxov0zliehbfz8v">
+      <w:hyperlink w:history="1" r:id="rIdq53r4yyvb-0re9n34z11x">
         <w:r>
           <w:rPr>
             <w:rFonts w:ascii="Arial" w:cs="Arial" w:eastAsia="Arial" w:hAnsi="Arial"/>
@@ -2748,7 +2834,7 @@
         </w:rPr>
         <w:t xml:space="preserve"> (</w:t>
       </w:r>
-      <w:hyperlink w:history="1" r:id="rIdngki1pe5owzgetuiuw0bz">
+      <w:hyperlink w:history="1" r:id="rIdu6pzpecss7chz7uopwcsc">
         <w:r>
           <w:rPr>
             <w:rFonts w:ascii="Arial" w:cs="Arial" w:eastAsia="Arial" w:hAnsi="Arial"/>
@@ -2768,7 +2854,7 @@
         </w:rPr>
         <w:t xml:space="preserve">). To view a copy of this license, visit </w:t>
       </w:r>
-      <w:hyperlink w:history="1" r:id="rIdgjgayhapsdn4t38zbgrve">
+      <w:hyperlink w:history="1" r:id="rIdksgvf08dz92irjxi3le4z">
         <w:r>
           <w:rPr>
             <w:rFonts w:ascii="Arial" w:cs="Arial" w:eastAsia="Arial" w:hAnsi="Arial"/>

--- a/data/outputs/v2/Biology/SS3.1_Animal_Nutrition/Biology_Animal_Nutrition_FinalExplanation_TeacherKey.docx
+++ b/data/outputs/v2/Biology/SS3.1_Animal_Nutrition/Biology_Animal_Nutrition_FinalExplanation_TeacherKey.docx
@@ -2814,7 +2814,7 @@
         </w:rPr>
         <w:t xml:space="preserve">© 2026 SeaVuria and ARES. This work is licensed under a </w:t>
       </w:r>
-      <w:hyperlink w:history="1" r:id="rIdq53r4yyvb-0re9n34z11x">
+      <w:hyperlink w:history="1" r:id="rIdajgviztxdmwxahyvtd86e">
         <w:r>
           <w:rPr>
             <w:rFonts w:ascii="Arial" w:cs="Arial" w:eastAsia="Arial" w:hAnsi="Arial"/>
@@ -2834,7 +2834,7 @@
         </w:rPr>
         <w:t xml:space="preserve"> (</w:t>
       </w:r>
-      <w:hyperlink w:history="1" r:id="rIdu6pzpecss7chz7uopwcsc">
+      <w:hyperlink w:history="1" r:id="rIdmnbxx_xpin6helpylpqsi">
         <w:r>
           <w:rPr>
             <w:rFonts w:ascii="Arial" w:cs="Arial" w:eastAsia="Arial" w:hAnsi="Arial"/>
@@ -2854,7 +2854,7 @@
         </w:rPr>
         <w:t xml:space="preserve">). To view a copy of this license, visit </w:t>
       </w:r>
-      <w:hyperlink w:history="1" r:id="rIdksgvf08dz92irjxi3le4z">
+      <w:hyperlink w:history="1" r:id="rIdsffchgr_4lidarrydczfh">
         <w:r>
           <w:rPr>
             <w:rFonts w:ascii="Arial" w:cs="Arial" w:eastAsia="Arial" w:hAnsi="Arial"/>
